--- a/Toeic/mẹo làm bài.docx
+++ b/Toeic/mẹo làm bài.docx
@@ -31,6 +31,33 @@
           <w:t>https://www.facebook.com/share/p/1FZpMh9vie/</w:t>
         </w:r>
       </w:hyperlink>
+    </w:p>
+    <w:p>
+      <w:hyperlink r:id="rId7" w:history="1">
+        <w:r>
+          <w:rPr>
+            <w:rStyle w:val="Hyperlink"/>
+          </w:rPr>
+          <w:t>https://www.facebook.com/share/p</w:t>
+        </w:r>
+        <w:r>
+          <w:rPr>
+            <w:rStyle w:val="Hyperlink"/>
+          </w:rPr>
+          <w:t>/</w:t>
+        </w:r>
+        <w:r>
+          <w:rPr>
+            <w:rStyle w:val="Hyperlink"/>
+          </w:rPr>
+          <w:t>16mNfYDJDj/</w:t>
+        </w:r>
+      </w:hyperlink>
+    </w:p>
+    <w:p>
+      <w:r>
+        <w:t>https://www.facebook.com/share/p/1TX5aypXym/</w:t>
+      </w:r>
     </w:p>
     <w:p/>
     <w:sectPr>
@@ -492,6 +519,18 @@
       <w:shd w:val="clear" w:color="auto" w:fill="E1DFDD"/>
     </w:rPr>
   </w:style>
+  <w:style w:type="character" w:styleId="FollowedHyperlink">
+    <w:name w:val="FollowedHyperlink"/>
+    <w:basedOn w:val="DefaultParagraphFont"/>
+    <w:uiPriority w:val="99"/>
+    <w:semiHidden/>
+    <w:unhideWhenUsed/>
+    <w:rsid w:val="008C6D73"/>
+    <w:rPr>
+      <w:color w:val="954F72" w:themeColor="followedHyperlink"/>
+      <w:u w:val="single"/>
+    </w:rPr>
+  </w:style>
 </w:styles>
 </file>
 

--- a/Toeic/mẹo làm bài.docx
+++ b/Toeic/mẹo làm bài.docx
@@ -38,25 +38,58 @@
           <w:rPr>
             <w:rStyle w:val="Hyperlink"/>
           </w:rPr>
-          <w:t>https://www.facebook.com/share/p</w:t>
+          <w:t>https://www.facebook.com/share/p/16mNfYDJDj/</w:t>
         </w:r>
+      </w:hyperlink>
+    </w:p>
+    <w:p>
+      <w:hyperlink r:id="rId8" w:history="1">
         <w:r>
           <w:rPr>
             <w:rStyle w:val="Hyperlink"/>
           </w:rPr>
-          <w:t>/</w:t>
-        </w:r>
-        <w:r>
-          <w:rPr>
-            <w:rStyle w:val="Hyperlink"/>
-          </w:rPr>
-          <w:t>16mNfYDJDj/</w:t>
+          <w:t>https://www.facebook.com/share/p/1TX5aypXym/</w:t>
         </w:r>
       </w:hyperlink>
     </w:p>
+    <w:p/>
     <w:p>
       <w:r>
-        <w:t>https://www.facebook.com/share/p/1TX5aypXym/</w:t>
+        <w:drawing>
+          <wp:inline distT="0" distB="0" distL="0" distR="0" wp14:anchorId="54992B72" wp14:editId="159B8A36">
+            <wp:extent cx="5943600" cy="4987925"/>
+            <wp:effectExtent l="0" t="0" r="0" b="3175"/>
+            <wp:docPr id="1" name="Picture 1"/>
+            <wp:cNvGraphicFramePr>
+              <a:graphicFrameLocks xmlns:a="http://schemas.openxmlformats.org/drawingml/2006/main" noChangeAspect="1"/>
+            </wp:cNvGraphicFramePr>
+            <a:graphic xmlns:a="http://schemas.openxmlformats.org/drawingml/2006/main">
+              <a:graphicData uri="http://schemas.openxmlformats.org/drawingml/2006/picture">
+                <pic:pic xmlns:pic="http://schemas.openxmlformats.org/drawingml/2006/picture">
+                  <pic:nvPicPr>
+                    <pic:cNvPr id="1" name=""/>
+                    <pic:cNvPicPr/>
+                  </pic:nvPicPr>
+                  <pic:blipFill>
+                    <a:blip r:embed="rId9"/>
+                    <a:stretch>
+                      <a:fillRect/>
+                    </a:stretch>
+                  </pic:blipFill>
+                  <pic:spPr>
+                    <a:xfrm>
+                      <a:off x="0" y="0"/>
+                      <a:ext cx="5943600" cy="4987925"/>
+                    </a:xfrm>
+                    <a:prstGeom prst="rect">
+                      <a:avLst/>
+                    </a:prstGeom>
+                  </pic:spPr>
+                </pic:pic>
+              </a:graphicData>
+            </a:graphic>
+          </wp:inline>
+        </w:drawing>
       </w:r>
     </w:p>
     <w:p/>

--- a/Toeic/mẹo làm bài.docx
+++ b/Toeic/mẹo làm bài.docx
@@ -43,6 +43,11 @@
       </w:hyperlink>
     </w:p>
     <w:p>
+      <w:pPr>
+        <w:rPr>
+          <w:rStyle w:val="Hyperlink"/>
+        </w:rPr>
+      </w:pPr>
       <w:hyperlink r:id="rId8" w:history="1">
         <w:r>
           <w:rPr>
@@ -52,9 +57,52 @@
         </w:r>
       </w:hyperlink>
     </w:p>
+    <w:p>
+      <w:r>
+        <w:drawing>
+          <wp:inline distT="0" distB="0" distL="0" distR="0" wp14:anchorId="792DE0E2" wp14:editId="185C1181">
+            <wp:extent cx="5943600" cy="3936365"/>
+            <wp:effectExtent l="0" t="0" r="0" b="6985"/>
+            <wp:docPr id="2" name="Picture 2"/>
+            <wp:cNvGraphicFramePr>
+              <a:graphicFrameLocks xmlns:a="http://schemas.openxmlformats.org/drawingml/2006/main" noChangeAspect="1"/>
+            </wp:cNvGraphicFramePr>
+            <a:graphic xmlns:a="http://schemas.openxmlformats.org/drawingml/2006/main">
+              <a:graphicData uri="http://schemas.openxmlformats.org/drawingml/2006/picture">
+                <pic:pic xmlns:pic="http://schemas.openxmlformats.org/drawingml/2006/picture">
+                  <pic:nvPicPr>
+                    <pic:cNvPr id="1" name=""/>
+                    <pic:cNvPicPr/>
+                  </pic:nvPicPr>
+                  <pic:blipFill>
+                    <a:blip r:embed="rId9"/>
+                    <a:stretch>
+                      <a:fillRect/>
+                    </a:stretch>
+                  </pic:blipFill>
+                  <pic:spPr>
+                    <a:xfrm>
+                      <a:off x="0" y="0"/>
+                      <a:ext cx="5943600" cy="3936365"/>
+                    </a:xfrm>
+                    <a:prstGeom prst="rect">
+                      <a:avLst/>
+                    </a:prstGeom>
+                  </pic:spPr>
+                </pic:pic>
+              </a:graphicData>
+            </a:graphic>
+          </wp:inline>
+        </w:drawing>
+      </w:r>
+    </w:p>
     <w:p/>
     <w:p>
       <w:r>
+        <w:rPr>
+          <w:noProof/>
+        </w:rPr>
+        <w:lastRenderedPageBreak/>
         <w:drawing>
           <wp:inline distT="0" distB="0" distL="0" distR="0" wp14:anchorId="54992B72" wp14:editId="159B8A36">
             <wp:extent cx="5943600" cy="4987925"/>
@@ -71,7 +119,7 @@
                     <pic:cNvPicPr/>
                   </pic:nvPicPr>
                   <pic:blipFill>
-                    <a:blip r:embed="rId9"/>
+                    <a:blip r:embed="rId10"/>
                     <a:stretch>
                       <a:fillRect/>
                     </a:stretch>

--- a/Toeic/mẹo làm bài.docx
+++ b/Toeic/mẹo làm bài.docx
@@ -58,7 +58,23 @@
       </w:hyperlink>
     </w:p>
     <w:p>
-      <w:r>
+      <w:pPr>
+        <w:rPr>
+          <w:rStyle w:val="Hyperlink"/>
+        </w:rPr>
+      </w:pPr>
+      <w:r>
+        <w:rPr>
+          <w:rStyle w:val="Hyperlink"/>
+        </w:rPr>
+        <w:t>https://www.facebook.com/share/p/1EEqiumGpe/</w:t>
+      </w:r>
+    </w:p>
+    <w:p>
+      <w:r>
+        <w:rPr>
+          <w:noProof/>
+        </w:rPr>
         <w:drawing>
           <wp:inline distT="0" distB="0" distL="0" distR="0" wp14:anchorId="792DE0E2" wp14:editId="185C1181">
             <wp:extent cx="5943600" cy="3936365"/>
@@ -96,6 +112,98 @@
         </w:drawing>
       </w:r>
     </w:p>
+    <w:p>
+      <w:hyperlink r:id="rId10" w:history="1">
+        <w:r>
+          <w:rPr>
+            <w:rStyle w:val="Hyperlink"/>
+          </w:rPr>
+          <w:t>https://www.facebook.com/reel/913486038274229</w:t>
+        </w:r>
+      </w:hyperlink>
+      <w:r>
+        <w:t xml:space="preserve"> : mẹo làm used to nha</w:t>
+      </w:r>
+      <w:r>
+        <w:br/>
+      </w:r>
+      <w:hyperlink r:id="rId11" w:history="1">
+        <w:r>
+          <w:rPr>
+            <w:rStyle w:val="Hyperlink"/>
+          </w:rPr>
+          <w:t>https://www.facebook.com/watch/?v=1426939825419707</w:t>
+        </w:r>
+      </w:hyperlink>
+      <w:r>
+        <w:t xml:space="preserve"> : trợ động từ</w:t>
+      </w:r>
+    </w:p>
+    <w:p>
+      <w:hyperlink r:id="rId12" w:history="1">
+        <w:r>
+          <w:rPr>
+            <w:rStyle w:val="Hyperlink"/>
+          </w:rPr>
+          <w:t>https://www.facebook.com/photo?fbid=3083302571864480&amp;set=pcb.1737306060588532</w:t>
+        </w:r>
+      </w:hyperlink>
+      <w:r>
+        <w:t xml:space="preserve"> từ đông nghĩa</w:t>
+      </w:r>
+    </w:p>
+    <w:p>
+      <w:hyperlink r:id="rId13" w:history="1">
+        <w:r>
+          <w:rPr>
+            <w:rStyle w:val="Hyperlink"/>
+          </w:rPr>
+          <w:t>https://www.facebook.com/reel/1665063031400999</w:t>
+        </w:r>
+      </w:hyperlink>
+      <w:r>
+        <w:t xml:space="preserve"> trợ từ can</w:t>
+      </w:r>
+    </w:p>
+    <w:p>
+      <w:hyperlink r:id="rId14" w:history="1">
+        <w:r>
+          <w:rPr>
+            <w:rStyle w:val="Hyperlink"/>
+          </w:rPr>
+          <w:t>https://www.tiktok.com/@dungtienganh4work/video/7643031425507233032</w:t>
+        </w:r>
+      </w:hyperlink>
+      <w:r>
+        <w:t xml:space="preserve"> ing và ed</w:t>
+      </w:r>
+    </w:p>
+    <w:p>
+      <w:hyperlink r:id="rId15" w:history="1">
+        <w:r>
+          <w:rPr>
+            <w:rStyle w:val="Hyperlink"/>
+          </w:rPr>
+          <w:t>https://www.facebook.com/reel/1511273673677440</w:t>
+        </w:r>
+      </w:hyperlink>
+      <w:r>
+        <w:t xml:space="preserve"> từ định lượng</w:t>
+      </w:r>
+    </w:p>
+    <w:p>
+      <w:hyperlink r:id="rId16" w:history="1">
+        <w:r>
+          <w:rPr>
+            <w:rStyle w:val="Hyperlink"/>
+          </w:rPr>
+          <w:t>https://www.tiktok.com/@2thanghoctoeic/video/7643871734285815060</w:t>
+        </w:r>
+      </w:hyperlink>
+      <w:r>
+        <w:t xml:space="preserve"> cụm giới từ</w:t>
+      </w:r>
+    </w:p>
     <w:p/>
     <w:p>
       <w:r>
@@ -119,7 +227,7 @@
                     <pic:cNvPicPr/>
                   </pic:nvPicPr>
                   <pic:blipFill>
-                    <a:blip r:embed="rId10"/>
+                    <a:blip r:embed="rId17"/>
                     <a:stretch>
                       <a:fillRect/>
                     </a:stretch>
@@ -140,7 +248,79 @@
         </w:drawing>
       </w:r>
     </w:p>
-    <w:p/>
+    <w:p>
+      <w:hyperlink r:id="rId18" w:history="1">
+        <w:r>
+          <w:rPr>
+            <w:rStyle w:val="Hyperlink"/>
+          </w:rPr>
+          <w:t>https://www.tiktok.com/@toeicspeakingmshaha/video/7637469026536394004</w:t>
+        </w:r>
+      </w:hyperlink>
+      <w:r>
+        <w:t xml:space="preserve"> trong 1 câu nếu chưa có động từ thì nên kiểm tra xem có chưa còn nếu có r thì danh động trạng tính nha</w:t>
+      </w:r>
+      <w:r>
+        <w:t xml:space="preserve"> xem video </w:t>
+      </w:r>
+    </w:p>
+    <w:p>
+      <w:r>
+        <w:t>chủ động hay bị động nữa</w:t>
+      </w:r>
+    </w:p>
+    <w:p>
+      <w:hyperlink r:id="rId19" w:history="1">
+        <w:r>
+          <w:rPr>
+            <w:rStyle w:val="Hyperlink"/>
+          </w:rPr>
+          <w:t>https://www.facebook.com/photo?fbid=1003387062141054&amp;set=pcb.1691478028756520</w:t>
+        </w:r>
+      </w:hyperlink>
+      <w:r>
+        <w:t xml:space="preserve"> mẹo làm bài part 3</w:t>
+      </w:r>
+    </w:p>
+    <w:p>
+      <w:hyperlink r:id="rId20" w:history="1">
+        <w:r>
+          <w:rPr>
+            <w:rStyle w:val="Hyperlink"/>
+          </w:rPr>
+          <w:t>https://www.facebook.com/share/p/1LonRAcAGb/</w:t>
+        </w:r>
+      </w:hyperlink>
+      <w:r>
+        <w:t xml:space="preserve"> </w:t>
+      </w:r>
+    </w:p>
+    <w:p>
+      <w:hyperlink r:id="rId21" w:history="1">
+        <w:r>
+          <w:rPr>
+            <w:rStyle w:val="Hyperlink"/>
+          </w:rPr>
+          <w:t>https://www.facebook.com/reel/2365299723894780</w:t>
+        </w:r>
+      </w:hyperlink>
+      <w:r>
+        <w:t xml:space="preserve"> giới từ</w:t>
+      </w:r>
+    </w:p>
+    <w:p>
+      <w:hyperlink r:id="rId22" w:history="1">
+        <w:r>
+          <w:rPr>
+            <w:rStyle w:val="Hyperlink"/>
+          </w:rPr>
+          <w:t>https://www.facebook.com/100064696815434/posts/1461528146013732/?rdid=3onKfrzU2T9l1CRR#</w:t>
+        </w:r>
+      </w:hyperlink>
+      <w:r>
+        <w:t xml:space="preserve"> liên tứ</w:t>
+      </w:r>
+    </w:p>
     <w:sectPr>
       <w:pgSz w:w="12240" w:h="15840"/>
       <w:pgMar w:top="1440" w:right="1440" w:bottom="1440" w:left="1440" w:header="720" w:footer="720" w:gutter="0"/>
